--- a/Practical 3/Practical 3.docx
+++ b/Practical 3/Practical 3.docx
@@ -15,17 +15,429 @@
       </w:pPr>
       <w:r>
         <w:rPr>
+          <w:noProof/>
+        </w:rPr>
+        <w:drawing>
+          <wp:inline distT="0" distB="0" distL="0" distR="0" wp14:anchorId="581369FF" wp14:editId="2694D38A">
+            <wp:extent cx="5731510" cy="1049655"/>
+            <wp:effectExtent l="0" t="0" r="2540" b="0"/>
+            <wp:docPr id="1691815339" name="Picture 1"/>
+            <wp:cNvGraphicFramePr>
+              <a:graphicFrameLocks xmlns:a="http://schemas.openxmlformats.org/drawingml/2006/main" noChangeAspect="1"/>
+            </wp:cNvGraphicFramePr>
+            <a:graphic xmlns:a="http://schemas.openxmlformats.org/drawingml/2006/main">
+              <a:graphicData uri="http://schemas.openxmlformats.org/drawingml/2006/picture">
+                <pic:pic xmlns:pic="http://schemas.openxmlformats.org/drawingml/2006/picture">
+                  <pic:nvPicPr>
+                    <pic:cNvPr id="0" name="Picture 1"/>
+                    <pic:cNvPicPr>
+                      <a:picLocks noChangeAspect="1" noChangeArrowheads="1"/>
+                    </pic:cNvPicPr>
+                  </pic:nvPicPr>
+                  <pic:blipFill>
+                    <a:blip r:embed="rId6">
+                      <a:extLst>
+                        <a:ext uri="{28A0092B-C50C-407E-A947-70E740481C1C}">
+                          <a14:useLocalDpi xmlns:a14="http://schemas.microsoft.com/office/drawing/2010/main" val="0"/>
+                        </a:ext>
+                      </a:extLst>
+                    </a:blip>
+                    <a:srcRect/>
+                    <a:stretch>
+                      <a:fillRect/>
+                    </a:stretch>
+                  </pic:blipFill>
+                  <pic:spPr bwMode="auto">
+                    <a:xfrm>
+                      <a:off x="0" y="0"/>
+                      <a:ext cx="5731510" cy="1049655"/>
+                    </a:xfrm>
+                    <a:prstGeom prst="rect">
+                      <a:avLst/>
+                    </a:prstGeom>
+                    <a:noFill/>
+                    <a:ln>
+                      <a:noFill/>
+                    </a:ln>
+                  </pic:spPr>
+                </pic:pic>
+              </a:graphicData>
+            </a:graphic>
+          </wp:inline>
+        </w:drawing>
+      </w:r>
+    </w:p>
+    <w:p>
+      <w:pPr>
+        <w:jc w:val="center"/>
+        <w:rPr>
           <w:b/>
           <w:bCs/>
           <w:sz w:val="32"/>
           <w:u w:val="single"/>
           <w:lang w:val="en-US"/>
         </w:rPr>
+      </w:pPr>
+    </w:p>
+    <w:p>
+      <w:pPr>
+        <w:jc w:val="center"/>
+        <w:rPr>
+          <w:rFonts w:ascii="Times New Roman" w:hAnsi="Times New Roman" w:cs="Times New Roman"/>
+          <w:b/>
+          <w:bCs/>
+          <w:sz w:val="28"/>
+          <w:lang w:val="en-US"/>
+        </w:rPr>
+      </w:pPr>
+      <w:r>
+        <w:rPr>
+          <w:rFonts w:ascii="Times New Roman" w:hAnsi="Times New Roman" w:cs="Times New Roman"/>
+          <w:b/>
+          <w:bCs/>
+          <w:sz w:val="28"/>
+          <w:lang w:val="en-US"/>
+        </w:rPr>
+        <w:t>FACULTY OF TECHNOLOGY AND ENGINEERING</w:t>
+      </w:r>
+    </w:p>
+    <w:p>
+      <w:pPr>
+        <w:jc w:val="center"/>
+        <w:rPr>
+          <w:rFonts w:ascii="Times New Roman" w:hAnsi="Times New Roman" w:cs="Times New Roman"/>
+          <w:b/>
+          <w:bCs/>
+          <w:sz w:val="28"/>
+          <w:lang w:val="en-US"/>
+        </w:rPr>
+      </w:pPr>
+      <w:r>
+        <w:rPr>
+          <w:rFonts w:ascii="Times New Roman" w:hAnsi="Times New Roman" w:cs="Times New Roman"/>
+          <w:b/>
+          <w:bCs/>
+          <w:sz w:val="28"/>
+          <w:lang w:val="en-US"/>
+        </w:rPr>
+        <w:t>DEVANG PATEL INSTITUTE OF ADVANCED TECHNOLOGY AND RESEARCH</w:t>
+      </w:r>
+    </w:p>
+    <w:p>
+      <w:pPr>
+        <w:jc w:val="center"/>
+        <w:rPr>
+          <w:rFonts w:ascii="Times New Roman" w:hAnsi="Times New Roman" w:cs="Times New Roman"/>
+          <w:b/>
+          <w:bCs/>
+          <w:sz w:val="28"/>
+          <w:lang w:val="en-US"/>
+        </w:rPr>
+      </w:pPr>
+    </w:p>
+    <w:p>
+      <w:pPr>
+        <w:jc w:val="center"/>
+        <w:rPr>
+          <w:rFonts w:ascii="Times New Roman" w:hAnsi="Times New Roman" w:cs="Times New Roman"/>
+          <w:b/>
+          <w:bCs/>
+          <w:sz w:val="28"/>
+          <w:lang w:val="en-US"/>
+        </w:rPr>
+      </w:pPr>
+      <w:r>
+        <w:rPr>
+          <w:rFonts w:ascii="Times New Roman" w:hAnsi="Times New Roman" w:cs="Times New Roman"/>
+          <w:b/>
+          <w:bCs/>
+          <w:sz w:val="28"/>
+          <w:lang w:val="en-US"/>
+        </w:rPr>
+        <w:t>DEPARTMENT OF INFORMATION TECHNOLOGY</w:t>
+      </w:r>
+    </w:p>
+    <w:p>
+      <w:pPr>
+        <w:jc w:val="center"/>
+        <w:rPr>
+          <w:rFonts w:ascii="Times New Roman" w:hAnsi="Times New Roman" w:cs="Times New Roman"/>
+          <w:b/>
+          <w:bCs/>
+          <w:sz w:val="28"/>
+          <w:lang w:val="en-US"/>
+        </w:rPr>
+      </w:pPr>
+    </w:p>
+    <w:p>
+      <w:pPr>
+        <w:jc w:val="center"/>
+        <w:rPr>
+          <w:rFonts w:ascii="Times New Roman" w:hAnsi="Times New Roman" w:cs="Times New Roman"/>
+          <w:b/>
+          <w:bCs/>
+          <w:sz w:val="28"/>
+          <w:lang w:val="en-US"/>
+        </w:rPr>
+      </w:pPr>
+      <w:r>
+        <w:rPr>
+          <w:rFonts w:ascii="Times New Roman" w:hAnsi="Times New Roman" w:cs="Times New Roman"/>
+          <w:b/>
+          <w:bCs/>
+          <w:sz w:val="28"/>
+          <w:lang w:val="en-US"/>
+        </w:rPr>
+        <w:t>A.Y 2026-27 Semester-3</w:t>
+      </w:r>
+    </w:p>
+    <w:p>
+      <w:pPr>
+        <w:jc w:val="center"/>
+        <w:rPr>
+          <w:rFonts w:ascii="Times New Roman" w:hAnsi="Times New Roman" w:cs="Times New Roman"/>
+          <w:b/>
+          <w:bCs/>
+          <w:sz w:val="28"/>
+          <w:lang w:val="en-US"/>
+        </w:rPr>
+      </w:pPr>
+    </w:p>
+    <w:p>
+      <w:pPr>
+        <w:jc w:val="center"/>
+        <w:rPr>
+          <w:rFonts w:ascii="Times New Roman" w:hAnsi="Times New Roman" w:cs="Times New Roman"/>
+          <w:b/>
+          <w:bCs/>
+          <w:sz w:val="28"/>
+          <w:lang w:val="en-US"/>
+        </w:rPr>
+      </w:pPr>
+      <w:r>
+        <w:rPr>
+          <w:rFonts w:ascii="Times New Roman" w:hAnsi="Times New Roman" w:cs="Times New Roman"/>
+          <w:b/>
+          <w:bCs/>
+          <w:sz w:val="28"/>
+          <w:lang w:val="en-US"/>
+        </w:rPr>
+        <w:t>LAB MANUAL</w:t>
+      </w:r>
+    </w:p>
+    <w:p>
+      <w:pPr>
+        <w:jc w:val="center"/>
+        <w:rPr>
+          <w:rFonts w:ascii="Times New Roman" w:hAnsi="Times New Roman" w:cs="Times New Roman"/>
+          <w:b/>
+          <w:bCs/>
+          <w:sz w:val="28"/>
+          <w:lang w:val="en-US"/>
+        </w:rPr>
+      </w:pPr>
+    </w:p>
+    <w:p>
+      <w:pPr>
+        <w:jc w:val="center"/>
+        <w:rPr>
+          <w:rFonts w:ascii="Times New Roman" w:hAnsi="Times New Roman" w:cs="Times New Roman"/>
+          <w:b/>
+          <w:bCs/>
+          <w:sz w:val="28"/>
+          <w:lang w:val="en-US"/>
+        </w:rPr>
+      </w:pPr>
+      <w:r>
+        <w:rPr>
+          <w:rFonts w:ascii="Times New Roman" w:hAnsi="Times New Roman" w:cs="Times New Roman"/>
+          <w:b/>
+          <w:bCs/>
+          <w:sz w:val="28"/>
+          <w:lang w:val="en-US"/>
+        </w:rPr>
+        <w:t>CSUC201: Fundamentals of Data Structure and Algorithms</w:t>
+      </w:r>
+    </w:p>
+    <w:p>
+      <w:pPr>
+        <w:jc w:val="center"/>
+        <w:rPr>
+          <w:rFonts w:ascii="Times New Roman" w:hAnsi="Times New Roman" w:cs="Times New Roman"/>
+          <w:b/>
+          <w:bCs/>
+          <w:sz w:val="28"/>
+          <w:lang w:val="en-US"/>
+        </w:rPr>
+      </w:pPr>
+    </w:p>
+    <w:p>
+      <w:pPr>
+        <w:jc w:val="center"/>
+        <w:rPr>
+          <w:rFonts w:ascii="Times New Roman" w:hAnsi="Times New Roman" w:cs="Times New Roman"/>
+          <w:b/>
+          <w:bCs/>
+          <w:sz w:val="28"/>
+          <w:lang w:val="en-US"/>
+        </w:rPr>
+      </w:pPr>
+    </w:p>
+    <w:p>
+      <w:pPr>
+        <w:jc w:val="center"/>
+        <w:rPr>
+          <w:rFonts w:ascii="Times New Roman" w:hAnsi="Times New Roman" w:cs="Times New Roman"/>
+          <w:b/>
+          <w:bCs/>
+          <w:sz w:val="32"/>
+          <w:lang w:val="en-US"/>
+        </w:rPr>
+      </w:pPr>
+      <w:r>
+        <w:rPr>
+          <w:rFonts w:ascii="Arial" w:hAnsi="Arial" w:cs="Arial"/>
+          <w:b/>
+          <w:bCs/>
+          <w:noProof/>
+          <w:color w:val="000000"/>
+          <w:sz w:val="32"/>
+          <w:szCs w:val="32"/>
+          <w:bdr w:val="none" w:sz="0" w:space="0" w:color="auto" w:frame="1"/>
+        </w:rPr>
+        <w:drawing>
+          <wp:inline distT="0" distB="0" distL="0" distR="0" wp14:anchorId="050562F3" wp14:editId="3AB1A9F8">
+            <wp:extent cx="3067050" cy="2413000"/>
+            <wp:effectExtent l="0" t="0" r="0" b="6350"/>
+            <wp:docPr id="803541553" name="Picture 2"/>
+            <wp:cNvGraphicFramePr>
+              <a:graphicFrameLocks xmlns:a="http://schemas.openxmlformats.org/drawingml/2006/main" noChangeAspect="1"/>
+            </wp:cNvGraphicFramePr>
+            <a:graphic xmlns:a="http://schemas.openxmlformats.org/drawingml/2006/main">
+              <a:graphicData uri="http://schemas.openxmlformats.org/drawingml/2006/picture">
+                <pic:pic xmlns:pic="http://schemas.openxmlformats.org/drawingml/2006/picture">
+                  <pic:nvPicPr>
+                    <pic:cNvPr id="0" name="Picture 3"/>
+                    <pic:cNvPicPr>
+                      <a:picLocks noChangeAspect="1" noChangeArrowheads="1"/>
+                    </pic:cNvPicPr>
+                  </pic:nvPicPr>
+                  <pic:blipFill>
+                    <a:blip r:embed="rId7">
+                      <a:extLst>
+                        <a:ext uri="{28A0092B-C50C-407E-A947-70E740481C1C}">
+                          <a14:useLocalDpi xmlns:a14="http://schemas.microsoft.com/office/drawing/2010/main" val="0"/>
+                        </a:ext>
+                      </a:extLst>
+                    </a:blip>
+                    <a:srcRect/>
+                    <a:stretch>
+                      <a:fillRect/>
+                    </a:stretch>
+                  </pic:blipFill>
+                  <pic:spPr bwMode="auto">
+                    <a:xfrm>
+                      <a:off x="0" y="0"/>
+                      <a:ext cx="3067050" cy="2413000"/>
+                    </a:xfrm>
+                    <a:prstGeom prst="rect">
+                      <a:avLst/>
+                    </a:prstGeom>
+                    <a:noFill/>
+                    <a:ln>
+                      <a:noFill/>
+                    </a:ln>
+                  </pic:spPr>
+                </pic:pic>
+              </a:graphicData>
+            </a:graphic>
+          </wp:inline>
+        </w:drawing>
+      </w:r>
+    </w:p>
+    <w:p>
+      <w:pPr>
+        <w:jc w:val="center"/>
+        <w:rPr>
+          <w:b/>
+          <w:bCs/>
+          <w:sz w:val="32"/>
+          <w:u w:val="single"/>
+          <w:lang w:val="en-US"/>
+        </w:rPr>
+      </w:pPr>
+    </w:p>
+    <w:p>
+      <w:pPr>
+        <w:jc w:val="center"/>
+        <w:rPr>
+          <w:b/>
+          <w:bCs/>
+          <w:sz w:val="32"/>
+          <w:u w:val="single"/>
+          <w:lang w:val="en-US"/>
+        </w:rPr>
+      </w:pPr>
+      <w:r>
+        <w:rPr>
+          <w:b/>
+          <w:bCs/>
+          <w:sz w:val="32"/>
+          <w:u w:val="single"/>
+          <w:lang w:val="en-US"/>
+        </w:rPr>
+        <w:lastRenderedPageBreak/>
         <w:t>Practical 3</w:t>
       </w:r>
     </w:p>
     <w:p>
       <w:pPr>
+        <w:rPr>
+          <w:b/>
+          <w:bCs/>
+          <w:sz w:val="28"/>
+          <w:u w:val="single"/>
+          <w:lang w:val="en-US"/>
+        </w:rPr>
+      </w:pPr>
+      <w:r>
+        <w:rPr>
+          <w:b/>
+          <w:bCs/>
+          <w:sz w:val="28"/>
+          <w:u w:val="single"/>
+          <w:lang w:val="en-US"/>
+        </w:rPr>
+        <w:t>Practical AIM:</w:t>
+      </w:r>
+    </w:p>
+    <w:p>
+      <w:pPr>
+        <w:rPr>
+          <w:lang w:val="en-US"/>
+        </w:rPr>
+      </w:pPr>
+      <w:r>
+        <w:rPr>
+          <w:lang w:val="en-US"/>
+        </w:rPr>
+        <w:t>To implement and compare multiple sorting algorithms and develop the ability to reason about</w:t>
+      </w:r>
+      <w:r>
+        <w:rPr>
+          <w:lang w:val="en-US"/>
+        </w:rPr>
+        <w:t xml:space="preserve"> </w:t>
+      </w:r>
+      <w:r>
+        <w:rPr>
+          <w:lang w:val="en-US"/>
+        </w:rPr>
+        <w:t>which sorting strategy suits a given situation.</w:t>
+      </w:r>
+    </w:p>
+    <w:p>
+      <w:pPr>
         <w:jc w:val="center"/>
         <w:rPr>
           <w:b/>
@@ -64,22 +476,151 @@
           <w:u w:val="single"/>
           <w:lang w:val="en-US"/>
         </w:rPr>
+        <w:t>Problem Defin</w:t>
+      </w:r>
+      <w:r>
+        <w:rPr>
+          <w:b/>
+          <w:bCs/>
+          <w:sz w:val="28"/>
+          <w:u w:val="single"/>
+          <w:lang w:val="en-US"/>
+        </w:rPr>
+        <w:t>i</w:t>
+      </w:r>
+      <w:r>
+        <w:rPr>
+          <w:b/>
+          <w:bCs/>
+          <w:sz w:val="28"/>
+          <w:u w:val="single"/>
+          <w:lang w:val="en-US"/>
+        </w:rPr>
+        <w:t>tion:</w:t>
+      </w:r>
+    </w:p>
+    <w:p>
+      <w:pPr>
+        <w:rPr>
+          <w:lang w:val="en-US"/>
+        </w:rPr>
+      </w:pPr>
+      <w:r>
+        <w:rPr>
+          <w:lang w:val="en-US"/>
+        </w:rPr>
+        <w:t>A teacher has a stack of student answer sheets with marks written on them and needs to</w:t>
+      </w:r>
+      <w:r>
+        <w:rPr>
+          <w:lang w:val="en-US"/>
+        </w:rPr>
+        <w:t xml:space="preserve"> </w:t>
+      </w:r>
+      <w:r>
+        <w:rPr>
+          <w:lang w:val="en-US"/>
+        </w:rPr>
+        <w:t>arrange them in order before entering grades. She tries three different methods: in the first, she</w:t>
+      </w:r>
+      <w:r>
+        <w:rPr>
+          <w:lang w:val="en-US"/>
+        </w:rPr>
+        <w:t xml:space="preserve"> </w:t>
+      </w:r>
+      <w:r>
+        <w:rPr>
+          <w:lang w:val="en-US"/>
+        </w:rPr>
+        <w:t>repeatedly compares adjacent sheets and swaps them if they are out of order; in the second,</w:t>
+      </w:r>
+      <w:r>
+        <w:rPr>
+          <w:lang w:val="en-US"/>
+        </w:rPr>
+        <w:t xml:space="preserve"> </w:t>
+      </w:r>
+      <w:r>
+        <w:rPr>
+          <w:lang w:val="en-US"/>
+        </w:rPr>
+        <w:t>she finds the lowest-marked sheet each time and places it at the front; in the third, she picks</w:t>
+      </w:r>
+      <w:r>
+        <w:rPr>
+          <w:lang w:val="en-US"/>
+        </w:rPr>
+        <w:t xml:space="preserve"> </w:t>
+      </w:r>
+      <w:r>
+        <w:rPr>
+          <w:lang w:val="en-US"/>
+        </w:rPr>
+        <w:t>each sheet one by one and inserts it into its correct position among the already-arranged</w:t>
+      </w:r>
+      <w:r>
+        <w:rPr>
+          <w:lang w:val="en-US"/>
+        </w:rPr>
+        <w:t xml:space="preserve"> </w:t>
+      </w:r>
+      <w:r>
+        <w:rPr>
+          <w:lang w:val="en-US"/>
+        </w:rPr>
+        <w:t>sheets. Implement all three methods and for each one, print the sorted order of marks.</w:t>
+      </w:r>
+    </w:p>
+    <w:p>
+      <w:pPr>
+        <w:rPr>
+          <w:lang w:val="en-US"/>
+        </w:rPr>
+      </w:pPr>
+      <w:r>
+        <w:rPr>
+          <w:lang w:val="en-US"/>
+        </w:rPr>
+        <w:t>Describe how each of the three methods works in your own words. If the sheets were already in</w:t>
+      </w:r>
+      <w:r>
+        <w:rPr>
+          <w:lang w:val="en-US"/>
+        </w:rPr>
+        <w:t xml:space="preserve"> </w:t>
+      </w:r>
+      <w:r>
+        <w:rPr>
+          <w:lang w:val="en-US"/>
+        </w:rPr>
+        <w:t>order before the teacher started, which method would finish the fastest and why?</w:t>
+      </w:r>
+    </w:p>
+    <w:p>
+      <w:pPr>
+        <w:rPr>
+          <w:b/>
+          <w:bCs/>
+          <w:sz w:val="28"/>
+          <w:u w:val="single"/>
+          <w:lang w:val="en-US"/>
+        </w:rPr>
+      </w:pPr>
+      <w:r>
+        <w:rPr>
+          <w:b/>
+          <w:bCs/>
+          <w:sz w:val="28"/>
+          <w:u w:val="single"/>
+          <w:lang w:val="en-US"/>
+        </w:rPr>
         <w:t>Problem faced:</w:t>
       </w:r>
     </w:p>
     <w:p>
       <w:r>
-        <w:t xml:space="preserve">I had difficulty understanding the three sorting methods. </w:t>
-      </w:r>
-    </w:p>
-    <w:p>
-      <w:pPr>
-        <w:rPr>
-          <w:lang w:val="en-US"/>
-        </w:rPr>
-      </w:pPr>
-      <w:r>
-        <w:t>I was confused about how each sorting method works.</w:t>
+        <w:t>I had difficulty understanding the three sorting methods and how each method works.</w:t>
       </w:r>
     </w:p>
     <w:p>
@@ -105,17 +646,26 @@
     </w:p>
     <w:p>
       <w:r>
-        <w:t xml:space="preserve">I learned the basic working of Bubble, Selection and Insertion Sort. </w:t>
-      </w:r>
-    </w:p>
-    <w:p>
-      <w:pPr>
-        <w:rPr>
-          <w:lang w:val="en-US"/>
-        </w:rPr>
-      </w:pPr>
-      <w:r>
-        <w:t>I practiced each method and understood how elements are arranged.</w:t>
+        <w:t>I learned the basic working of Bubble, Selection, and Insertion Sort. I practiced each method and understood how elements are compared, swapped, and arranged in the correct order.</w:t>
+      </w:r>
+    </w:p>
+    <w:p>
+      <w:pPr>
+        <w:rPr>
+          <w:b/>
+          <w:bCs/>
+          <w:sz w:val="28"/>
+          <w:u w:val="single"/>
+        </w:rPr>
+      </w:pPr>
+      <w:r>
+        <w:rPr>
+          <w:b/>
+          <w:bCs/>
+          <w:sz w:val="28"/>
+          <w:u w:val="single"/>
+        </w:rPr>
+        <w:t>Output:</w:t>
       </w:r>
     </w:p>
     <w:p>
@@ -126,6 +676,60 @@
           <w:bCs/>
           <w:sz w:val="28"/>
           <w:u w:val="single"/>
+        </w:rPr>
+      </w:pPr>
+      <w:r>
+        <w:rPr>
+          <w:b/>
+          <w:bCs/>
+          <w:sz w:val="28"/>
+          <w:u w:val="single"/>
+        </w:rPr>
+        <w:drawing>
+          <wp:inline distT="0" distB="0" distL="0" distR="0" wp14:anchorId="780BCE3E" wp14:editId="1F8B2067">
+            <wp:extent cx="3035300" cy="2213240"/>
+            <wp:effectExtent l="0" t="0" r="0" b="0"/>
+            <wp:docPr id="551050622" name="Picture 1"/>
+            <wp:cNvGraphicFramePr>
+              <a:graphicFrameLocks xmlns:a="http://schemas.openxmlformats.org/drawingml/2006/main" noChangeAspect="1"/>
+            </wp:cNvGraphicFramePr>
+            <a:graphic xmlns:a="http://schemas.openxmlformats.org/drawingml/2006/main">
+              <a:graphicData uri="http://schemas.openxmlformats.org/drawingml/2006/picture">
+                <pic:pic xmlns:pic="http://schemas.openxmlformats.org/drawingml/2006/picture">
+                  <pic:nvPicPr>
+                    <pic:cNvPr id="551050622" name=""/>
+                    <pic:cNvPicPr/>
+                  </pic:nvPicPr>
+                  <pic:blipFill>
+                    <a:blip r:embed="rId8"/>
+                    <a:stretch>
+                      <a:fillRect/>
+                    </a:stretch>
+                  </pic:blipFill>
+                  <pic:spPr>
+                    <a:xfrm>
+                      <a:off x="0" y="0"/>
+                      <a:ext cx="3044797" cy="2220165"/>
+                    </a:xfrm>
+                    <a:prstGeom prst="rect">
+                      <a:avLst/>
+                    </a:prstGeom>
+                  </pic:spPr>
+                </pic:pic>
+              </a:graphicData>
+            </a:graphic>
+          </wp:inline>
+        </w:drawing>
+      </w:r>
+    </w:p>
+    <w:p>
+      <w:pPr>
+        <w:jc w:val="center"/>
+        <w:rPr>
+          <w:b/>
+          <w:bCs/>
+          <w:sz w:val="28"/>
+          <w:u w:val="single"/>
           <w:lang w:val="en-US"/>
         </w:rPr>
       </w:pPr>
@@ -158,22 +762,135 @@
           <w:u w:val="single"/>
           <w:lang w:val="en-US"/>
         </w:rPr>
+        <w:t>Problem Definition:</w:t>
+      </w:r>
+    </w:p>
+    <w:p>
+      <w:pPr>
+        <w:rPr>
+          <w:lang w:val="en-US"/>
+        </w:rPr>
+      </w:pPr>
+      <w:r>
+        <w:rPr>
+          <w:lang w:val="en-US"/>
+        </w:rPr>
+        <w:t xml:space="preserve">A paint shop has buckets labeled with one of three </w:t>
+      </w:r>
+      <w:proofErr w:type="spellStart"/>
+      <w:r>
+        <w:rPr>
+          <w:lang w:val="en-US"/>
+        </w:rPr>
+        <w:t>colour</w:t>
+      </w:r>
+      <w:proofErr w:type="spellEnd"/>
+      <w:r>
+        <w:rPr>
+          <w:lang w:val="en-US"/>
+        </w:rPr>
+        <w:t xml:space="preserve"> codes — 0, 1, or 2 — but they are</w:t>
+      </w:r>
+      <w:r>
+        <w:rPr>
+          <w:lang w:val="en-US"/>
+        </w:rPr>
+        <w:t xml:space="preserve"> </w:t>
+      </w:r>
+      <w:r>
+        <w:rPr>
+          <w:lang w:val="en-US"/>
+        </w:rPr>
+        <w:t>stored in a random order. The shop owner wants all 0s together, then all 1s, then all 2s, without</w:t>
+      </w:r>
+      <w:r>
+        <w:rPr>
+          <w:lang w:val="en-US"/>
+        </w:rPr>
+        <w:t xml:space="preserve"> </w:t>
+      </w:r>
+      <w:r>
+        <w:rPr>
+          <w:lang w:val="en-US"/>
+        </w:rPr>
+        <w:t xml:space="preserve">using any extra storage. Given the list of </w:t>
+      </w:r>
+      <w:proofErr w:type="spellStart"/>
+      <w:r>
+        <w:rPr>
+          <w:lang w:val="en-US"/>
+        </w:rPr>
+        <w:t>colour</w:t>
+      </w:r>
+      <w:proofErr w:type="spellEnd"/>
+      <w:r>
+        <w:rPr>
+          <w:lang w:val="en-US"/>
+        </w:rPr>
+        <w:t xml:space="preserve"> codes, rearrange them in place and print the</w:t>
+      </w:r>
+      <w:r>
+        <w:rPr>
+          <w:lang w:val="en-US"/>
+        </w:rPr>
+        <w:t xml:space="preserve"> </w:t>
+      </w:r>
+      <w:r>
+        <w:rPr>
+          <w:lang w:val="en-US"/>
+        </w:rPr>
+        <w:t>result.</w:t>
+      </w:r>
+    </w:p>
+    <w:p>
+      <w:pPr>
+        <w:rPr>
+          <w:lang w:val="en-US"/>
+        </w:rPr>
+      </w:pPr>
+      <w:r>
+        <w:rPr>
+          <w:lang w:val="en-US"/>
+        </w:rPr>
+        <w:t>Describe the approach you used. Does your solution make more than one pass through the list?</w:t>
+      </w:r>
+      <w:r>
+        <w:rPr>
+          <w:lang w:val="en-US"/>
+        </w:rPr>
+        <w:t xml:space="preserve"> </w:t>
+      </w:r>
+      <w:r>
+        <w:rPr>
+          <w:lang w:val="en-US"/>
+        </w:rPr>
+        <w:t>Can you think of a way to do it in exactly one pass?</w:t>
+      </w:r>
+    </w:p>
+    <w:p>
+      <w:pPr>
+        <w:rPr>
+          <w:b/>
+          <w:bCs/>
+          <w:sz w:val="28"/>
+          <w:u w:val="single"/>
+          <w:lang w:val="en-US"/>
+        </w:rPr>
+      </w:pPr>
+      <w:r>
+        <w:rPr>
+          <w:b/>
+          <w:bCs/>
+          <w:sz w:val="28"/>
+          <w:u w:val="single"/>
+          <w:lang w:val="en-US"/>
+        </w:rPr>
         <w:t>Problem faced:</w:t>
       </w:r>
     </w:p>
     <w:p>
       <w:r>
-        <w:t xml:space="preserve">I had difficulty understanding how to sort 0, 1 and 2. </w:t>
-      </w:r>
-    </w:p>
-    <w:p>
-      <w:pPr>
-        <w:rPr>
-          <w:lang w:val="en-US"/>
-        </w:rPr>
-      </w:pPr>
-      <w:r>
-        <w:t>I was confused about the nested loops.</w:t>
+        <w:t>I had difficulty understanding how to sort 0, 1, and 2 and was confused about the nested</w:t>
       </w:r>
     </w:p>
     <w:p>
@@ -199,21 +916,465 @@
     </w:p>
     <w:p>
       <w:r>
-        <w:t xml:space="preserve">I used Bubble Sort to arrange the elements. </w:t>
-      </w:r>
-    </w:p>
-    <w:p>
-      <w:pPr>
-        <w:rPr>
-          <w:lang w:val="en-US"/>
-        </w:rPr>
-      </w:pPr>
-      <w:r>
-        <w:t>I understood how swapping places the elements in the correct order.</w:t>
+        <w:t>I used Bubble Sort to arrange the elements in the correct order. I understood how the loops compare elements and how swapping places the smaller elements in the correct position.</w:t>
+      </w:r>
+    </w:p>
+    <w:p>
+      <w:pPr>
+        <w:rPr>
+          <w:b/>
+          <w:bCs/>
+          <w:sz w:val="28"/>
+          <w:u w:val="single"/>
+        </w:rPr>
+      </w:pPr>
+      <w:r>
+        <w:rPr>
+          <w:b/>
+          <w:bCs/>
+          <w:sz w:val="28"/>
+          <w:u w:val="single"/>
+        </w:rPr>
+        <w:t>Output:</w:t>
+      </w:r>
+    </w:p>
+    <w:p>
+      <w:pPr>
+        <w:jc w:val="center"/>
+        <w:rPr>
+          <w:b/>
+          <w:bCs/>
+          <w:sz w:val="28"/>
+          <w:u w:val="single"/>
+        </w:rPr>
+      </w:pPr>
+      <w:r>
+        <w:rPr>
+          <w:b/>
+          <w:bCs/>
+          <w:sz w:val="28"/>
+          <w:u w:val="single"/>
+        </w:rPr>
+        <w:drawing>
+          <wp:inline distT="0" distB="0" distL="0" distR="0" wp14:anchorId="37C66B05" wp14:editId="52046C4B">
+            <wp:extent cx="3587934" cy="1600282"/>
+            <wp:effectExtent l="0" t="0" r="0" b="0"/>
+            <wp:docPr id="813897792" name="Picture 1"/>
+            <wp:cNvGraphicFramePr>
+              <a:graphicFrameLocks xmlns:a="http://schemas.openxmlformats.org/drawingml/2006/main" noChangeAspect="1"/>
+            </wp:cNvGraphicFramePr>
+            <a:graphic xmlns:a="http://schemas.openxmlformats.org/drawingml/2006/main">
+              <a:graphicData uri="http://schemas.openxmlformats.org/drawingml/2006/picture">
+                <pic:pic xmlns:pic="http://schemas.openxmlformats.org/drawingml/2006/picture">
+                  <pic:nvPicPr>
+                    <pic:cNvPr id="813897792" name=""/>
+                    <pic:cNvPicPr/>
+                  </pic:nvPicPr>
+                  <pic:blipFill>
+                    <a:blip r:embed="rId9"/>
+                    <a:stretch>
+                      <a:fillRect/>
+                    </a:stretch>
+                  </pic:blipFill>
+                  <pic:spPr>
+                    <a:xfrm>
+                      <a:off x="0" y="0"/>
+                      <a:ext cx="3587934" cy="1600282"/>
+                    </a:xfrm>
+                    <a:prstGeom prst="rect">
+                      <a:avLst/>
+                    </a:prstGeom>
+                  </pic:spPr>
+                </pic:pic>
+              </a:graphicData>
+            </a:graphic>
+          </wp:inline>
+        </w:drawing>
+      </w:r>
+    </w:p>
+    <w:p>
+      <w:pPr>
+        <w:jc w:val="center"/>
+        <w:rPr>
+          <w:b/>
+          <w:bCs/>
+          <w:sz w:val="28"/>
+          <w:u w:val="single"/>
+        </w:rPr>
+      </w:pPr>
+    </w:p>
+    <w:p>
+      <w:pPr>
+        <w:jc w:val="center"/>
+        <w:rPr>
+          <w:b/>
+          <w:bCs/>
+          <w:sz w:val="32"/>
+          <w:u w:val="single"/>
+        </w:rPr>
+      </w:pPr>
+      <w:r>
+        <w:rPr>
+          <w:b/>
+          <w:bCs/>
+          <w:sz w:val="32"/>
+          <w:u w:val="single"/>
+        </w:rPr>
+        <w:t>Key Questions</w:t>
+      </w:r>
+    </w:p>
+    <w:p>
+      <w:pPr>
+        <w:rPr>
+          <w:b/>
+          <w:bCs/>
+          <w:sz w:val="28"/>
+        </w:rPr>
+      </w:pPr>
+      <w:r>
+        <w:rPr>
+          <w:b/>
+          <w:bCs/>
+          <w:sz w:val="28"/>
+        </w:rPr>
+        <w:t>1. [Problem 1] One of the three methods can detect early that the list is already sorted and</w:t>
+      </w:r>
+      <w:r>
+        <w:rPr>
+          <w:b/>
+          <w:bCs/>
+          <w:sz w:val="28"/>
+        </w:rPr>
+        <w:t xml:space="preserve"> </w:t>
+      </w:r>
+      <w:r>
+        <w:rPr>
+          <w:b/>
+          <w:bCs/>
+          <w:sz w:val="28"/>
+        </w:rPr>
+        <w:t>stop without doing any more work. Which method is it, how would you add that</w:t>
+      </w:r>
+      <w:r>
+        <w:rPr>
+          <w:b/>
+          <w:bCs/>
+          <w:sz w:val="28"/>
+        </w:rPr>
+        <w:t xml:space="preserve"> </w:t>
+      </w:r>
+      <w:r>
+        <w:rPr>
+          <w:b/>
+          <w:bCs/>
+          <w:sz w:val="28"/>
+        </w:rPr>
+        <w:t>detection, and why can the other two not do the same?</w:t>
+      </w:r>
+    </w:p>
+    <w:p>
+      <w:pPr>
+        <w:rPr>
+          <w:b/>
+          <w:bCs/>
+          <w:sz w:val="28"/>
+        </w:rPr>
+      </w:pPr>
+      <w:r>
+        <w:rPr>
+          <w:b/>
+          <w:bCs/>
+          <w:sz w:val="28"/>
+        </w:rPr>
+        <w:t>ANS:</w:t>
+      </w:r>
+    </w:p>
+    <w:p>
+      <w:pPr>
+        <w:rPr>
+          <w:sz w:val="28"/>
+        </w:rPr>
+      </w:pPr>
+      <w:r>
+        <w:rPr>
+          <w:sz w:val="28"/>
+        </w:rPr>
+        <w:t>Bubble Sort</w:t>
+      </w:r>
+      <w:r>
+        <w:rPr>
+          <w:sz w:val="28"/>
+        </w:rPr>
+        <w:t xml:space="preserve"> can detect that the list is already sorted and stop early.</w:t>
+      </w:r>
+      <w:r>
+        <w:rPr>
+          <w:sz w:val="28"/>
+        </w:rPr>
+        <w:t xml:space="preserve"> </w:t>
+      </w:r>
+      <w:r>
+        <w:rPr>
+          <w:sz w:val="28"/>
+        </w:rPr>
+        <w:t xml:space="preserve">We can use a swapped variable and initially set it </w:t>
+      </w:r>
+      <w:proofErr w:type="gramStart"/>
+      <w:r>
+        <w:rPr>
+          <w:sz w:val="28"/>
+        </w:rPr>
+        <w:t>to</w:t>
+      </w:r>
+      <w:proofErr w:type="gramEnd"/>
+      <w:r>
+        <w:rPr>
+          <w:sz w:val="28"/>
+        </w:rPr>
+        <w:t xml:space="preserve"> false.</w:t>
+      </w:r>
+      <w:r>
+        <w:rPr>
+          <w:sz w:val="28"/>
+        </w:rPr>
+        <w:t xml:space="preserve"> </w:t>
+      </w:r>
+      <w:r>
+        <w:rPr>
+          <w:sz w:val="28"/>
+        </w:rPr>
+        <w:t>Whenever two elements are swapped, we set swapped = true.</w:t>
+      </w:r>
+      <w:r>
+        <w:rPr>
+          <w:sz w:val="28"/>
+        </w:rPr>
+        <w:t xml:space="preserve"> </w:t>
+      </w:r>
+      <w:r>
+        <w:rPr>
+          <w:sz w:val="28"/>
+        </w:rPr>
+        <w:t>If no swapping happens during a complete pass, we stop because the list is already sorted.</w:t>
+      </w:r>
+      <w:r>
+        <w:rPr>
+          <w:sz w:val="28"/>
+        </w:rPr>
+        <w:t xml:space="preserve"> </w:t>
+      </w:r>
+      <w:r>
+        <w:rPr>
+          <w:sz w:val="28"/>
+        </w:rPr>
+        <w:t>Selection Sort cannot easily do this because it still needs to find the minimum element in the remaining list.</w:t>
+      </w:r>
+      <w:r>
+        <w:rPr>
+          <w:sz w:val="28"/>
+        </w:rPr>
+        <w:t xml:space="preserve"> </w:t>
+      </w:r>
+      <w:r>
+        <w:rPr>
+          <w:sz w:val="28"/>
+        </w:rPr>
+        <w:t>Insertion Sort can also be optimized in some cases, but the standard version still processes each element.</w:t>
+      </w:r>
+    </w:p>
+    <w:p>
+      <w:pPr>
+        <w:rPr>
+          <w:b/>
+          <w:bCs/>
+          <w:sz w:val="28"/>
+        </w:rPr>
+      </w:pPr>
+      <w:r>
+        <w:rPr>
+          <w:b/>
+          <w:bCs/>
+          <w:sz w:val="28"/>
+        </w:rPr>
+        <w:t xml:space="preserve">2. [Problem 2] If your solution makes two passes through the list, can you identify </w:t>
+      </w:r>
+      <w:proofErr w:type="spellStart"/>
+      <w:r>
+        <w:rPr>
+          <w:b/>
+          <w:bCs/>
+          <w:sz w:val="28"/>
+        </w:rPr>
+        <w:t>whichdecision</w:t>
+      </w:r>
+      <w:proofErr w:type="spellEnd"/>
+      <w:r>
+        <w:rPr>
+          <w:b/>
+          <w:bCs/>
+          <w:sz w:val="28"/>
+        </w:rPr>
+        <w:t xml:space="preserve"> in your logic forces the second pass? Is there a way to restructure that decision</w:t>
+      </w:r>
+      <w:r>
+        <w:rPr>
+          <w:b/>
+          <w:bCs/>
+          <w:sz w:val="28"/>
+        </w:rPr>
+        <w:t xml:space="preserve"> </w:t>
+      </w:r>
+      <w:r>
+        <w:rPr>
+          <w:b/>
+          <w:bCs/>
+          <w:sz w:val="28"/>
+        </w:rPr>
+        <w:t>to eliminate it?</w:t>
+      </w:r>
+    </w:p>
+    <w:p>
+      <w:pPr>
+        <w:rPr>
+          <w:b/>
+          <w:bCs/>
+          <w:sz w:val="28"/>
+        </w:rPr>
+      </w:pPr>
+      <w:r>
+        <w:rPr>
+          <w:b/>
+          <w:bCs/>
+          <w:sz w:val="28"/>
+        </w:rPr>
+        <w:t>ANS:</w:t>
+      </w:r>
+    </w:p>
+    <w:p>
+      <w:pPr>
+        <w:rPr>
+          <w:sz w:val="28"/>
+        </w:rPr>
+      </w:pPr>
+      <w:r>
+        <w:rPr>
+          <w:sz w:val="28"/>
+        </w:rPr>
+        <w:t>The second pass is needed when the solution first checks or identifies something and then goes through the list again to perform the final operation.</w:t>
+      </w:r>
+      <w:r>
+        <w:rPr>
+          <w:sz w:val="28"/>
+        </w:rPr>
+        <w:t xml:space="preserve"> </w:t>
+      </w:r>
+      <w:r>
+        <w:rPr>
+          <w:sz w:val="28"/>
+        </w:rPr>
+        <w:t>For example, finding the minimum element first and then separately moving it can create two passes.</w:t>
+      </w:r>
+      <w:r>
+        <w:rPr>
+          <w:sz w:val="28"/>
+        </w:rPr>
+        <w:t xml:space="preserve"> </w:t>
+      </w:r>
+      <w:r>
+        <w:rPr>
+          <w:sz w:val="28"/>
+        </w:rPr>
+        <w:t xml:space="preserve">We can restructure the logic so that finding and placing the element happen in the </w:t>
+      </w:r>
+      <w:r>
+        <w:rPr>
+          <w:sz w:val="28"/>
+        </w:rPr>
+        <w:t>same loop.</w:t>
+      </w:r>
+      <w:r>
+        <w:rPr>
+          <w:sz w:val="28"/>
+        </w:rPr>
+        <w:t xml:space="preserve"> </w:t>
+      </w:r>
+      <w:r>
+        <w:rPr>
+          <w:sz w:val="28"/>
+        </w:rPr>
+        <w:t>This avoids going through the same portion of the list twice.</w:t>
+      </w:r>
+      <w:r>
+        <w:rPr>
+          <w:sz w:val="28"/>
+        </w:rPr>
+        <w:t xml:space="preserve"> </w:t>
+      </w:r>
+      <w:r>
+        <w:rPr>
+          <w:sz w:val="28"/>
+        </w:rPr>
+        <w:t>Therefore, combining the decision and the required action can eliminate the second pass.</w:t>
+      </w:r>
+    </w:p>
+    <w:p/>
+    <w:p>
+      <w:pPr>
+        <w:rPr>
+          <w:b/>
+          <w:bCs/>
+          <w:sz w:val="28"/>
+          <w:u w:val="single"/>
+        </w:rPr>
+      </w:pPr>
+      <w:proofErr w:type="spellStart"/>
+      <w:r>
+        <w:rPr>
+          <w:b/>
+          <w:bCs/>
+          <w:sz w:val="28"/>
+          <w:u w:val="single"/>
+        </w:rPr>
+        <w:t>Github</w:t>
+      </w:r>
+      <w:proofErr w:type="spellEnd"/>
+      <w:r>
+        <w:rPr>
+          <w:b/>
+          <w:bCs/>
+          <w:sz w:val="28"/>
+          <w:u w:val="single"/>
+        </w:rPr>
+        <w:t xml:space="preserve"> Link:</w:t>
+      </w:r>
+    </w:p>
+    <w:p>
+      <w:pPr>
+        <w:rPr>
+          <w:b/>
+          <w:bCs/>
+          <w:sz w:val="28"/>
+          <w:u w:val="single"/>
+          <w:lang w:val="en-US"/>
+        </w:rPr>
+      </w:pPr>
+      <w:r>
+        <w:t xml:space="preserve"> </w:t>
+      </w:r>
+      <w:hyperlink r:id="rId10" w:history="1">
+        <w:r>
+          <w:rPr>
+            <w:rStyle w:val="Hyperlink"/>
+          </w:rPr>
+          <w:t>https://github.com/dhanvi-219/FDSA/tree/main/Practical%203</w:t>
+        </w:r>
+      </w:hyperlink>
+      <w:r>
+        <w:t xml:space="preserve"> </w:t>
       </w:r>
     </w:p>
     <w:sectPr>
-      <w:headerReference w:type="default" r:id="rId6"/>
+      <w:headerReference w:type="default" r:id="rId11"/>
       <w:pgSz w:w="11906" w:h="16838"/>
       <w:pgMar w:top="1440" w:right="1440" w:bottom="1440" w:left="1440" w:header="708" w:footer="708" w:gutter="0"/>
       <w:cols w:space="708"/>
@@ -1252,6 +2413,29 @@
     <w:uiPriority w:val="99"/>
     <w:rsid w:val="00136C04"/>
   </w:style>
+  <w:style w:type="character" w:styleId="Hyperlink">
+    <w:name w:val="Hyperlink"/>
+    <w:basedOn w:val="DefaultParagraphFont"/>
+    <w:uiPriority w:val="99"/>
+    <w:unhideWhenUsed/>
+    <w:rsid w:val="001F2140"/>
+    <w:rPr>
+      <w:color w:val="467886" w:themeColor="hyperlink"/>
+      <w:u w:val="single"/>
+    </w:rPr>
+  </w:style>
+  <w:style w:type="character" w:styleId="UnresolvedMention">
+    <w:name w:val="Unresolved Mention"/>
+    <w:basedOn w:val="DefaultParagraphFont"/>
+    <w:uiPriority w:val="99"/>
+    <w:semiHidden/>
+    <w:unhideWhenUsed/>
+    <w:rsid w:val="001F2140"/>
+    <w:rPr>
+      <w:color w:val="605E5C"/>
+      <w:shd w:val="clear" w:color="auto" w:fill="E1DFDD"/>
+    </w:rPr>
+  </w:style>
 </w:styles>
 </file>
 
